--- a/verify task analysis/output/verify_task_productivity/verify_task_productivity_report.docx
+++ b/verify task analysis/output/verify_task_productivity/verify_task_productivity_report.docx
@@ -3199,6 +3199,51 @@
         <w:pStyle w:val="Heading2"/>
       </w:pPr>
       <w:r>
+        <w:t>Verify Topline Counts By Task Method Warehouse</w:t>
+      </w:r>
+    </w:p>
+    <w:p>
+      <w:r>
+        <w:drawing>
+          <wp:inline xmlns:a="http://schemas.openxmlformats.org/drawingml/2006/main" xmlns:pic="http://schemas.openxmlformats.org/drawingml/2006/picture">
+            <wp:extent cx="5029200" cy="2992442"/>
+            <wp:docPr id="1" name="Picture 1"/>
+            <wp:cNvGraphicFramePr>
+              <a:graphicFrameLocks noChangeAspect="1"/>
+            </wp:cNvGraphicFramePr>
+            <a:graphic>
+              <a:graphicData uri="http://schemas.openxmlformats.org/drawingml/2006/picture">
+                <pic:pic>
+                  <pic:nvPicPr>
+                    <pic:cNvPr id="0" name="verify_topline_counts_by_task_method_warehouse.png"/>
+                    <pic:cNvPicPr/>
+                  </pic:nvPicPr>
+                  <pic:blipFill>
+                    <a:blip r:embed="rId9"/>
+                    <a:stretch>
+                      <a:fillRect/>
+                    </a:stretch>
+                  </pic:blipFill>
+                  <pic:spPr>
+                    <a:xfrm>
+                      <a:off x="0" y="0"/>
+                      <a:ext cx="5029200" cy="2992442"/>
+                    </a:xfrm>
+                    <a:prstGeom prst="rect"/>
+                  </pic:spPr>
+                </pic:pic>
+              </a:graphicData>
+            </a:graphic>
+          </wp:inline>
+        </w:drawing>
+      </w:r>
+    </w:p>
+    <w:p/>
+    <w:p>
+      <w:pPr>
+        <w:pStyle w:val="Heading2"/>
+      </w:pPr>
+      <w:r>
         <w:t>Verify Histogram Overall</w:t>
       </w:r>
     </w:p>
@@ -3207,7 +3252,7 @@
         <w:drawing>
           <wp:inline xmlns:a="http://schemas.openxmlformats.org/drawingml/2006/main" xmlns:pic="http://schemas.openxmlformats.org/drawingml/2006/picture">
             <wp:extent cx="5029200" cy="3088031"/>
-            <wp:docPr id="1" name="Picture 1"/>
+            <wp:docPr id="2" name="Picture 2"/>
             <wp:cNvGraphicFramePr>
               <a:graphicFrameLocks noChangeAspect="1"/>
             </wp:cNvGraphicFramePr>
@@ -3219,7 +3264,7 @@
                     <pic:cNvPicPr/>
                   </pic:nvPicPr>
                   <pic:blipFill>
-                    <a:blip r:embed="rId9"/>
+                    <a:blip r:embed="rId10"/>
                     <a:stretch>
                       <a:fillRect/>
                     </a:stretch>
@@ -3252,7 +3297,7 @@
         <w:drawing>
           <wp:inline xmlns:a="http://schemas.openxmlformats.org/drawingml/2006/main" xmlns:pic="http://schemas.openxmlformats.org/drawingml/2006/picture">
             <wp:extent cx="5029200" cy="3088031"/>
-            <wp:docPr id="2" name="Picture 2"/>
+            <wp:docPr id="3" name="Picture 3"/>
             <wp:cNvGraphicFramePr>
               <a:graphicFrameLocks noChangeAspect="1"/>
             </wp:cNvGraphicFramePr>
@@ -3264,7 +3309,7 @@
                     <pic:cNvPicPr/>
                   </pic:nvPicPr>
                   <pic:blipFill>
-                    <a:blip r:embed="rId10"/>
+                    <a:blip r:embed="rId11"/>
                     <a:stretch>
                       <a:fillRect/>
                     </a:stretch>
@@ -3297,7 +3342,7 @@
         <w:drawing>
           <wp:inline xmlns:a="http://schemas.openxmlformats.org/drawingml/2006/main" xmlns:pic="http://schemas.openxmlformats.org/drawingml/2006/picture">
             <wp:extent cx="5029200" cy="3088031"/>
-            <wp:docPr id="3" name="Picture 3"/>
+            <wp:docPr id="4" name="Picture 4"/>
             <wp:cNvGraphicFramePr>
               <a:graphicFrameLocks noChangeAspect="1"/>
             </wp:cNvGraphicFramePr>
@@ -3309,7 +3354,7 @@
                     <pic:cNvPicPr/>
                   </pic:nvPicPr>
                   <pic:blipFill>
-                    <a:blip r:embed="rId11"/>
+                    <a:blip r:embed="rId12"/>
                     <a:stretch>
                       <a:fillRect/>
                     </a:stretch>
@@ -3342,7 +3387,7 @@
         <w:drawing>
           <wp:inline xmlns:a="http://schemas.openxmlformats.org/drawingml/2006/main" xmlns:pic="http://schemas.openxmlformats.org/drawingml/2006/picture">
             <wp:extent cx="5029200" cy="3088031"/>
-            <wp:docPr id="4" name="Picture 4"/>
+            <wp:docPr id="5" name="Picture 5"/>
             <wp:cNvGraphicFramePr>
               <a:graphicFrameLocks noChangeAspect="1"/>
             </wp:cNvGraphicFramePr>
@@ -3354,7 +3399,7 @@
                     <pic:cNvPicPr/>
                   </pic:nvPicPr>
                   <pic:blipFill>
-                    <a:blip r:embed="rId12"/>
+                    <a:blip r:embed="rId13"/>
                     <a:stretch>
                       <a:fillRect/>
                     </a:stretch>
@@ -3387,7 +3432,7 @@
         <w:drawing>
           <wp:inline xmlns:a="http://schemas.openxmlformats.org/drawingml/2006/main" xmlns:pic="http://schemas.openxmlformats.org/drawingml/2006/picture">
             <wp:extent cx="5029200" cy="3088031"/>
-            <wp:docPr id="5" name="Picture 5"/>
+            <wp:docPr id="6" name="Picture 6"/>
             <wp:cNvGraphicFramePr>
               <a:graphicFrameLocks noChangeAspect="1"/>
             </wp:cNvGraphicFramePr>
@@ -3399,7 +3444,7 @@
                     <pic:cNvPicPr/>
                   </pic:nvPicPr>
                   <pic:blipFill>
-                    <a:blip r:embed="rId13"/>
+                    <a:blip r:embed="rId14"/>
                     <a:stretch>
                       <a:fillRect/>
                     </a:stretch>
@@ -3432,7 +3477,7 @@
         <w:drawing>
           <wp:inline xmlns:a="http://schemas.openxmlformats.org/drawingml/2006/main" xmlns:pic="http://schemas.openxmlformats.org/drawingml/2006/picture">
             <wp:extent cx="5029200" cy="3088031"/>
-            <wp:docPr id="6" name="Picture 6"/>
+            <wp:docPr id="7" name="Picture 7"/>
             <wp:cNvGraphicFramePr>
               <a:graphicFrameLocks noChangeAspect="1"/>
             </wp:cNvGraphicFramePr>
@@ -3444,7 +3489,7 @@
                     <pic:cNvPicPr/>
                   </pic:nvPicPr>
                   <pic:blipFill>
-                    <a:blip r:embed="rId14"/>
+                    <a:blip r:embed="rId15"/>
                     <a:stretch>
                       <a:fillRect/>
                     </a:stretch>
@@ -3477,7 +3522,7 @@
         <w:drawing>
           <wp:inline xmlns:a="http://schemas.openxmlformats.org/drawingml/2006/main" xmlns:pic="http://schemas.openxmlformats.org/drawingml/2006/picture">
             <wp:extent cx="5029200" cy="3088031"/>
-            <wp:docPr id="7" name="Picture 7"/>
+            <wp:docPr id="8" name="Picture 8"/>
             <wp:cNvGraphicFramePr>
               <a:graphicFrameLocks noChangeAspect="1"/>
             </wp:cNvGraphicFramePr>
@@ -3489,7 +3534,7 @@
                     <pic:cNvPicPr/>
                   </pic:nvPicPr>
                   <pic:blipFill>
-                    <a:blip r:embed="rId15"/>
+                    <a:blip r:embed="rId16"/>
                     <a:stretch>
                       <a:fillRect/>
                     </a:stretch>
@@ -3522,7 +3567,7 @@
         <w:drawing>
           <wp:inline xmlns:a="http://schemas.openxmlformats.org/drawingml/2006/main" xmlns:pic="http://schemas.openxmlformats.org/drawingml/2006/picture">
             <wp:extent cx="5029200" cy="3088031"/>
-            <wp:docPr id="8" name="Picture 8"/>
+            <wp:docPr id="9" name="Picture 9"/>
             <wp:cNvGraphicFramePr>
               <a:graphicFrameLocks noChangeAspect="1"/>
             </wp:cNvGraphicFramePr>
@@ -3534,7 +3579,7 @@
                     <pic:cNvPicPr/>
                   </pic:nvPicPr>
                   <pic:blipFill>
-                    <a:blip r:embed="rId16"/>
+                    <a:blip r:embed="rId17"/>
                     <a:stretch>
                       <a:fillRect/>
                     </a:stretch>
@@ -3567,7 +3612,7 @@
         <w:drawing>
           <wp:inline xmlns:a="http://schemas.openxmlformats.org/drawingml/2006/main" xmlns:pic="http://schemas.openxmlformats.org/drawingml/2006/picture">
             <wp:extent cx="5029200" cy="3088031"/>
-            <wp:docPr id="9" name="Picture 9"/>
+            <wp:docPr id="10" name="Picture 10"/>
             <wp:cNvGraphicFramePr>
               <a:graphicFrameLocks noChangeAspect="1"/>
             </wp:cNvGraphicFramePr>
@@ -3579,7 +3624,7 @@
                     <pic:cNvPicPr/>
                   </pic:nvPicPr>
                   <pic:blipFill>
-                    <a:blip r:embed="rId17"/>
+                    <a:blip r:embed="rId18"/>
                     <a:stretch>
                       <a:fillRect/>
                     </a:stretch>
@@ -3612,7 +3657,7 @@
         <w:drawing>
           <wp:inline xmlns:a="http://schemas.openxmlformats.org/drawingml/2006/main" xmlns:pic="http://schemas.openxmlformats.org/drawingml/2006/picture">
             <wp:extent cx="5029200" cy="3092278"/>
-            <wp:docPr id="10" name="Picture 10"/>
+            <wp:docPr id="11" name="Picture 11"/>
             <wp:cNvGraphicFramePr>
               <a:graphicFrameLocks noChangeAspect="1"/>
             </wp:cNvGraphicFramePr>
@@ -3624,7 +3669,7 @@
                     <pic:cNvPicPr/>
                   </pic:nvPicPr>
                   <pic:blipFill>
-                    <a:blip r:embed="rId18"/>
+                    <a:blip r:embed="rId19"/>
                     <a:stretch>
                       <a:fillRect/>
                     </a:stretch>
@@ -3657,7 +3702,7 @@
         <w:drawing>
           <wp:inline xmlns:a="http://schemas.openxmlformats.org/drawingml/2006/main" xmlns:pic="http://schemas.openxmlformats.org/drawingml/2006/picture">
             <wp:extent cx="5029200" cy="3092278"/>
-            <wp:docPr id="11" name="Picture 11"/>
+            <wp:docPr id="12" name="Picture 12"/>
             <wp:cNvGraphicFramePr>
               <a:graphicFrameLocks noChangeAspect="1"/>
             </wp:cNvGraphicFramePr>
@@ -3669,7 +3714,7 @@
                     <pic:cNvPicPr/>
                   </pic:nvPicPr>
                   <pic:blipFill>
-                    <a:blip r:embed="rId19"/>
+                    <a:blip r:embed="rId20"/>
                     <a:stretch>
                       <a:fillRect/>
                     </a:stretch>
@@ -3702,7 +3747,7 @@
         <w:drawing>
           <wp:inline xmlns:a="http://schemas.openxmlformats.org/drawingml/2006/main" xmlns:pic="http://schemas.openxmlformats.org/drawingml/2006/picture">
             <wp:extent cx="5029200" cy="3092278"/>
-            <wp:docPr id="12" name="Picture 12"/>
+            <wp:docPr id="13" name="Picture 13"/>
             <wp:cNvGraphicFramePr>
               <a:graphicFrameLocks noChangeAspect="1"/>
             </wp:cNvGraphicFramePr>
@@ -3714,7 +3759,7 @@
                     <pic:cNvPicPr/>
                   </pic:nvPicPr>
                   <pic:blipFill>
-                    <a:blip r:embed="rId20"/>
+                    <a:blip r:embed="rId21"/>
                     <a:stretch>
                       <a:fillRect/>
                     </a:stretch>
@@ -3747,7 +3792,7 @@
         <w:drawing>
           <wp:inline xmlns:a="http://schemas.openxmlformats.org/drawingml/2006/main" xmlns:pic="http://schemas.openxmlformats.org/drawingml/2006/picture">
             <wp:extent cx="5029200" cy="3092278"/>
-            <wp:docPr id="13" name="Picture 13"/>
+            <wp:docPr id="14" name="Picture 14"/>
             <wp:cNvGraphicFramePr>
               <a:graphicFrameLocks noChangeAspect="1"/>
             </wp:cNvGraphicFramePr>
@@ -3759,7 +3804,7 @@
                     <pic:cNvPicPr/>
                   </pic:nvPicPr>
                   <pic:blipFill>
-                    <a:blip r:embed="rId21"/>
+                    <a:blip r:embed="rId22"/>
                     <a:stretch>
                       <a:fillRect/>
                     </a:stretch>
@@ -3792,7 +3837,7 @@
         <w:drawing>
           <wp:inline xmlns:a="http://schemas.openxmlformats.org/drawingml/2006/main" xmlns:pic="http://schemas.openxmlformats.org/drawingml/2006/picture">
             <wp:extent cx="5029200" cy="3088031"/>
-            <wp:docPr id="14" name="Picture 14"/>
+            <wp:docPr id="15" name="Picture 15"/>
             <wp:cNvGraphicFramePr>
               <a:graphicFrameLocks noChangeAspect="1"/>
             </wp:cNvGraphicFramePr>
@@ -3804,7 +3849,7 @@
                     <pic:cNvPicPr/>
                   </pic:nvPicPr>
                   <pic:blipFill>
-                    <a:blip r:embed="rId22"/>
+                    <a:blip r:embed="rId23"/>
                     <a:stretch>
                       <a:fillRect/>
                     </a:stretch>
@@ -3837,7 +3882,7 @@
         <w:drawing>
           <wp:inline xmlns:a="http://schemas.openxmlformats.org/drawingml/2006/main" xmlns:pic="http://schemas.openxmlformats.org/drawingml/2006/picture">
             <wp:extent cx="5029200" cy="3088031"/>
-            <wp:docPr id="15" name="Picture 15"/>
+            <wp:docPr id="16" name="Picture 16"/>
             <wp:cNvGraphicFramePr>
               <a:graphicFrameLocks noChangeAspect="1"/>
             </wp:cNvGraphicFramePr>
@@ -3849,7 +3894,7 @@
                     <pic:cNvPicPr/>
                   </pic:nvPicPr>
                   <pic:blipFill>
-                    <a:blip r:embed="rId23"/>
+                    <a:blip r:embed="rId24"/>
                     <a:stretch>
                       <a:fillRect/>
                     </a:stretch>
@@ -3882,7 +3927,7 @@
         <w:drawing>
           <wp:inline xmlns:a="http://schemas.openxmlformats.org/drawingml/2006/main" xmlns:pic="http://schemas.openxmlformats.org/drawingml/2006/picture">
             <wp:extent cx="5029200" cy="3090641"/>
-            <wp:docPr id="16" name="Picture 16"/>
+            <wp:docPr id="17" name="Picture 17"/>
             <wp:cNvGraphicFramePr>
               <a:graphicFrameLocks noChangeAspect="1"/>
             </wp:cNvGraphicFramePr>
@@ -3894,7 +3939,7 @@
                     <pic:cNvPicPr/>
                   </pic:nvPicPr>
                   <pic:blipFill>
-                    <a:blip r:embed="rId24"/>
+                    <a:blip r:embed="rId25"/>
                     <a:stretch>
                       <a:fillRect/>
                     </a:stretch>
@@ -3927,7 +3972,7 @@
         <w:drawing>
           <wp:inline xmlns:a="http://schemas.openxmlformats.org/drawingml/2006/main" xmlns:pic="http://schemas.openxmlformats.org/drawingml/2006/picture">
             <wp:extent cx="5029200" cy="3090641"/>
-            <wp:docPr id="17" name="Picture 17"/>
+            <wp:docPr id="18" name="Picture 18"/>
             <wp:cNvGraphicFramePr>
               <a:graphicFrameLocks noChangeAspect="1"/>
             </wp:cNvGraphicFramePr>
@@ -3939,7 +3984,7 @@
                     <pic:cNvPicPr/>
                   </pic:nvPicPr>
                   <pic:blipFill>
-                    <a:blip r:embed="rId25"/>
+                    <a:blip r:embed="rId26"/>
                     <a:stretch>
                       <a:fillRect/>
                     </a:stretch>
@@ -3972,7 +4017,7 @@
         <w:drawing>
           <wp:inline xmlns:a="http://schemas.openxmlformats.org/drawingml/2006/main" xmlns:pic="http://schemas.openxmlformats.org/drawingml/2006/picture">
             <wp:extent cx="5029200" cy="3088031"/>
-            <wp:docPr id="18" name="Picture 18"/>
+            <wp:docPr id="19" name="Picture 19"/>
             <wp:cNvGraphicFramePr>
               <a:graphicFrameLocks noChangeAspect="1"/>
             </wp:cNvGraphicFramePr>
@@ -3984,7 +4029,7 @@
                     <pic:cNvPicPr/>
                   </pic:nvPicPr>
                   <pic:blipFill>
-                    <a:blip r:embed="rId26"/>
+                    <a:blip r:embed="rId27"/>
                     <a:stretch>
                       <a:fillRect/>
                     </a:stretch>
@@ -4017,7 +4062,7 @@
         <w:drawing>
           <wp:inline xmlns:a="http://schemas.openxmlformats.org/drawingml/2006/main" xmlns:pic="http://schemas.openxmlformats.org/drawingml/2006/picture">
             <wp:extent cx="5029200" cy="3088031"/>
-            <wp:docPr id="19" name="Picture 19"/>
+            <wp:docPr id="20" name="Picture 20"/>
             <wp:cNvGraphicFramePr>
               <a:graphicFrameLocks noChangeAspect="1"/>
             </wp:cNvGraphicFramePr>
@@ -4029,7 +4074,7 @@
                     <pic:cNvPicPr/>
                   </pic:nvPicPr>
                   <pic:blipFill>
-                    <a:blip r:embed="rId27"/>
+                    <a:blip r:embed="rId28"/>
                     <a:stretch>
                       <a:fillRect/>
                     </a:stretch>
@@ -4062,7 +4107,7 @@
         <w:drawing>
           <wp:inline xmlns:a="http://schemas.openxmlformats.org/drawingml/2006/main" xmlns:pic="http://schemas.openxmlformats.org/drawingml/2006/picture">
             <wp:extent cx="5029200" cy="3090641"/>
-            <wp:docPr id="20" name="Picture 20"/>
+            <wp:docPr id="21" name="Picture 21"/>
             <wp:cNvGraphicFramePr>
               <a:graphicFrameLocks noChangeAspect="1"/>
             </wp:cNvGraphicFramePr>
@@ -4074,7 +4119,7 @@
                     <pic:cNvPicPr/>
                   </pic:nvPicPr>
                   <pic:blipFill>
-                    <a:blip r:embed="rId28"/>
+                    <a:blip r:embed="rId29"/>
                     <a:stretch>
                       <a:fillRect/>
                     </a:stretch>
@@ -4107,7 +4152,7 @@
         <w:drawing>
           <wp:inline xmlns:a="http://schemas.openxmlformats.org/drawingml/2006/main" xmlns:pic="http://schemas.openxmlformats.org/drawingml/2006/picture">
             <wp:extent cx="5029200" cy="3088031"/>
-            <wp:docPr id="21" name="Picture 21"/>
+            <wp:docPr id="22" name="Picture 22"/>
             <wp:cNvGraphicFramePr>
               <a:graphicFrameLocks noChangeAspect="1"/>
             </wp:cNvGraphicFramePr>
@@ -4119,7 +4164,7 @@
                     <pic:cNvPicPr/>
                   </pic:nvPicPr>
                   <pic:blipFill>
-                    <a:blip r:embed="rId29"/>
+                    <a:blip r:embed="rId30"/>
                     <a:stretch>
                       <a:fillRect/>
                     </a:stretch>
@@ -4152,7 +4197,7 @@
         <w:drawing>
           <wp:inline xmlns:a="http://schemas.openxmlformats.org/drawingml/2006/main" xmlns:pic="http://schemas.openxmlformats.org/drawingml/2006/picture">
             <wp:extent cx="5029200" cy="3090641"/>
-            <wp:docPr id="22" name="Picture 22"/>
+            <wp:docPr id="23" name="Picture 23"/>
             <wp:cNvGraphicFramePr>
               <a:graphicFrameLocks noChangeAspect="1"/>
             </wp:cNvGraphicFramePr>
@@ -4164,7 +4209,7 @@
                     <pic:cNvPicPr/>
                   </pic:nvPicPr>
                   <pic:blipFill>
-                    <a:blip r:embed="rId30"/>
+                    <a:blip r:embed="rId31"/>
                     <a:stretch>
                       <a:fillRect/>
                     </a:stretch>
@@ -4197,7 +4242,7 @@
         <w:drawing>
           <wp:inline xmlns:a="http://schemas.openxmlformats.org/drawingml/2006/main" xmlns:pic="http://schemas.openxmlformats.org/drawingml/2006/picture">
             <wp:extent cx="5029200" cy="3088031"/>
-            <wp:docPr id="23" name="Picture 23"/>
+            <wp:docPr id="24" name="Picture 24"/>
             <wp:cNvGraphicFramePr>
               <a:graphicFrameLocks noChangeAspect="1"/>
             </wp:cNvGraphicFramePr>
@@ -4209,7 +4254,7 @@
                     <pic:cNvPicPr/>
                   </pic:nvPicPr>
                   <pic:blipFill>
-                    <a:blip r:embed="rId31"/>
+                    <a:blip r:embed="rId32"/>
                     <a:stretch>
                       <a:fillRect/>
                     </a:stretch>
@@ -4242,7 +4287,7 @@
         <w:drawing>
           <wp:inline xmlns:a="http://schemas.openxmlformats.org/drawingml/2006/main" xmlns:pic="http://schemas.openxmlformats.org/drawingml/2006/picture">
             <wp:extent cx="5029200" cy="3090641"/>
-            <wp:docPr id="24" name="Picture 24"/>
+            <wp:docPr id="25" name="Picture 25"/>
             <wp:cNvGraphicFramePr>
               <a:graphicFrameLocks noChangeAspect="1"/>
             </wp:cNvGraphicFramePr>
@@ -4254,7 +4299,7 @@
                     <pic:cNvPicPr/>
                   </pic:nvPicPr>
                   <pic:blipFill>
-                    <a:blip r:embed="rId32"/>
+                    <a:blip r:embed="rId33"/>
                     <a:stretch>
                       <a:fillRect/>
                     </a:stretch>
@@ -4287,7 +4332,7 @@
         <w:drawing>
           <wp:inline xmlns:a="http://schemas.openxmlformats.org/drawingml/2006/main" xmlns:pic="http://schemas.openxmlformats.org/drawingml/2006/picture">
             <wp:extent cx="5029200" cy="3092278"/>
-            <wp:docPr id="25" name="Picture 25"/>
+            <wp:docPr id="26" name="Picture 26"/>
             <wp:cNvGraphicFramePr>
               <a:graphicFrameLocks noChangeAspect="1"/>
             </wp:cNvGraphicFramePr>
@@ -4299,7 +4344,7 @@
                     <pic:cNvPicPr/>
                   </pic:nvPicPr>
                   <pic:blipFill>
-                    <a:blip r:embed="rId33"/>
+                    <a:blip r:embed="rId34"/>
                     <a:stretch>
                       <a:fillRect/>
                     </a:stretch>
@@ -4332,7 +4377,7 @@
         <w:drawing>
           <wp:inline xmlns:a="http://schemas.openxmlformats.org/drawingml/2006/main" xmlns:pic="http://schemas.openxmlformats.org/drawingml/2006/picture">
             <wp:extent cx="5029200" cy="3092278"/>
-            <wp:docPr id="26" name="Picture 26"/>
+            <wp:docPr id="27" name="Picture 27"/>
             <wp:cNvGraphicFramePr>
               <a:graphicFrameLocks noChangeAspect="1"/>
             </wp:cNvGraphicFramePr>
@@ -4344,7 +4389,7 @@
                     <pic:cNvPicPr/>
                   </pic:nvPicPr>
                   <pic:blipFill>
-                    <a:blip r:embed="rId34"/>
+                    <a:blip r:embed="rId35"/>
                     <a:stretch>
                       <a:fillRect/>
                     </a:stretch>
@@ -4377,7 +4422,7 @@
         <w:drawing>
           <wp:inline xmlns:a="http://schemas.openxmlformats.org/drawingml/2006/main" xmlns:pic="http://schemas.openxmlformats.org/drawingml/2006/picture">
             <wp:extent cx="5029200" cy="3094892"/>
-            <wp:docPr id="27" name="Picture 27"/>
+            <wp:docPr id="28" name="Picture 28"/>
             <wp:cNvGraphicFramePr>
               <a:graphicFrameLocks noChangeAspect="1"/>
             </wp:cNvGraphicFramePr>
@@ -4389,7 +4434,7 @@
                     <pic:cNvPicPr/>
                   </pic:nvPicPr>
                   <pic:blipFill>
-                    <a:blip r:embed="rId35"/>
+                    <a:blip r:embed="rId36"/>
                     <a:stretch>
                       <a:fillRect/>
                     </a:stretch>
@@ -4422,7 +4467,7 @@
         <w:drawing>
           <wp:inline xmlns:a="http://schemas.openxmlformats.org/drawingml/2006/main" xmlns:pic="http://schemas.openxmlformats.org/drawingml/2006/picture">
             <wp:extent cx="5029200" cy="3092278"/>
-            <wp:docPr id="28" name="Picture 28"/>
+            <wp:docPr id="29" name="Picture 29"/>
             <wp:cNvGraphicFramePr>
               <a:graphicFrameLocks noChangeAspect="1"/>
             </wp:cNvGraphicFramePr>
@@ -4434,7 +4479,7 @@
                     <pic:cNvPicPr/>
                   </pic:nvPicPr>
                   <pic:blipFill>
-                    <a:blip r:embed="rId36"/>
+                    <a:blip r:embed="rId37"/>
                     <a:stretch>
                       <a:fillRect/>
                     </a:stretch>
@@ -4467,7 +4512,7 @@
         <w:drawing>
           <wp:inline xmlns:a="http://schemas.openxmlformats.org/drawingml/2006/main" xmlns:pic="http://schemas.openxmlformats.org/drawingml/2006/picture">
             <wp:extent cx="5029200" cy="3090641"/>
-            <wp:docPr id="29" name="Picture 29"/>
+            <wp:docPr id="30" name="Picture 30"/>
             <wp:cNvGraphicFramePr>
               <a:graphicFrameLocks noChangeAspect="1"/>
             </wp:cNvGraphicFramePr>
@@ -4479,7 +4524,7 @@
                     <pic:cNvPicPr/>
                   </pic:nvPicPr>
                   <pic:blipFill>
-                    <a:blip r:embed="rId37"/>
+                    <a:blip r:embed="rId38"/>
                     <a:stretch>
                       <a:fillRect/>
                     </a:stretch>
@@ -4512,7 +4557,7 @@
         <w:drawing>
           <wp:inline xmlns:a="http://schemas.openxmlformats.org/drawingml/2006/main" xmlns:pic="http://schemas.openxmlformats.org/drawingml/2006/picture">
             <wp:extent cx="5029200" cy="3088031"/>
-            <wp:docPr id="30" name="Picture 30"/>
+            <wp:docPr id="31" name="Picture 31"/>
             <wp:cNvGraphicFramePr>
               <a:graphicFrameLocks noChangeAspect="1"/>
             </wp:cNvGraphicFramePr>
@@ -4524,7 +4569,7 @@
                     <pic:cNvPicPr/>
                   </pic:nvPicPr>
                   <pic:blipFill>
-                    <a:blip r:embed="rId38"/>
+                    <a:blip r:embed="rId39"/>
                     <a:stretch>
                       <a:fillRect/>
                     </a:stretch>
@@ -4557,7 +4602,7 @@
         <w:drawing>
           <wp:inline xmlns:a="http://schemas.openxmlformats.org/drawingml/2006/main" xmlns:pic="http://schemas.openxmlformats.org/drawingml/2006/picture">
             <wp:extent cx="5029200" cy="2972108"/>
-            <wp:docPr id="31" name="Picture 31"/>
+            <wp:docPr id="32" name="Picture 32"/>
             <wp:cNvGraphicFramePr>
               <a:graphicFrameLocks noChangeAspect="1"/>
             </wp:cNvGraphicFramePr>
@@ -4569,7 +4614,7 @@
                     <pic:cNvPicPr/>
                   </pic:nvPicPr>
                   <pic:blipFill>
-                    <a:blip r:embed="rId39"/>
+                    <a:blip r:embed="rId40"/>
                     <a:stretch>
                       <a:fillRect/>
                     </a:stretch>
